--- a/pdf/касаллик варакаси Самандар.docx
+++ b/pdf/касаллик варакаси Самандар.docx
@@ -164,14 +164,80 @@
         <w:rPr>
           <w:color w:val="333333"/>
         </w:rPr>
-        <w:t>4963-2067-c9cf-2538-0326-1402-</w:t>
+        <w:t>0705</w:t>
+      </w:r>
+      <w:r>
+        <w:rPr>
+          <w:color w:val="333333"/>
+        </w:rPr>
+        <w:t>-</w:t>
+      </w:r>
+      <w:r>
+        <w:rPr>
+          <w:color w:val="333333"/>
+        </w:rPr>
+        <w:t>2004</w:t>
+      </w:r>
+      <w:r>
+        <w:rPr>
+          <w:color w:val="333333"/>
+        </w:rPr>
+        <w:t>-</w:t>
+      </w:r>
+      <w:r>
+        <w:rPr>
+          <w:color w:val="333333"/>
+        </w:rPr>
+        <w:t>a8li</w:t>
+      </w:r>
+      <w:r>
+        <w:rPr>
+          <w:color w:val="333333"/>
+        </w:rPr>
+        <w:t>-</w:t>
+      </w:r>
+      <w:r>
+        <w:rPr>
+          <w:color w:val="333333"/>
+        </w:rPr>
+        <w:t>9987</w:t>
+      </w:r>
+      <w:r>
+        <w:rPr>
+          <w:color w:val="333333"/>
+        </w:rPr>
+        <w:t>-</w:t>
+      </w:r>
+      <w:r>
+        <w:rPr>
+          <w:color w:val="333333"/>
+        </w:rPr>
+        <w:t>7444</w:t>
+      </w:r>
+      <w:r>
+        <w:rPr>
+          <w:color w:val="333333"/>
+        </w:rPr>
+        <w:t>-</w:t>
+      </w:r>
+      <w:r>
+        <w:rPr>
+          <w:color w:val="333333"/>
+        </w:rPr>
+        <w:t>5469</w:t>
+      </w:r>
+      <w:r>
+        <w:rPr>
+          <w:color w:val="333333"/>
+        </w:rPr>
+        <w:t>-</w:t>
       </w:r>
       <w:r>
         <w:rPr>
           <w:color w:val="333333"/>
           <w:spacing w:val="-4"/>
         </w:rPr>
-        <w:t>3845</w:t>
+        <w:t>1099</w:t>
       </w:r>
     </w:p>
     <w:p>
@@ -185,7 +251,14 @@
           <w:color w:val="333333"/>
           <w:w w:val="105"/>
         </w:rPr>
-        <w:t>Hujjat yaratilgan sana: 2025-03-06 Ariza raqami: 179622610</w:t>
+        <w:t xml:space="preserve">Hujjat yaratilgan sana: 2025-03-06 Ariza raqami: </w:t>
+      </w:r>
+      <w:r>
+        <w:rPr>
+          <w:color w:val="333333"/>
+          <w:w w:val="105"/>
+        </w:rPr>
+        <w:t>14846380</w:t>
       </w:r>
     </w:p>
     <w:p>
@@ -202,14 +275,7 @@
           <w:color w:val="333333"/>
           <w:w w:val="105"/>
         </w:rPr>
-        <w:t xml:space="preserve">O’zbekiston </w:t>
-      </w:r>
-      <w:r>
-        <w:rPr>
-          <w:color w:val="333333"/>
-          <w:w w:val="105"/>
-        </w:rPr>
-        <w:t>Respublikasi Sog'liqni saqlash</w:t>
+        <w:t>O’zbekiston Respublikasi Sog'liqni saqlash</w:t>
       </w:r>
       <w:r>
         <w:rPr>
@@ -264,7 +330,7 @@
     <w:p>
       <w:pPr>
         <w:pStyle w:val="a3"/>
-        <w:ind w:left="1546"/>
+        <w:ind w:left="1276"/>
       </w:pPr>
       <w:r>
         <w:rPr>
@@ -349,37 +415,7 @@
           <w:color w:val="333333"/>
           <w:w w:val="110"/>
         </w:rPr>
-        <w:t>SOBIROV</w:t>
-      </w:r>
-      <w:r>
-        <w:rPr>
-          <w:color w:val="333333"/>
-          <w:spacing w:val="8"/>
-          <w:w w:val="110"/>
-        </w:rPr>
-        <w:t xml:space="preserve"> </w:t>
-      </w:r>
-      <w:r>
-        <w:rPr>
-          <w:color w:val="333333"/>
-          <w:w w:val="110"/>
-        </w:rPr>
-        <w:t>UMRZOQ</w:t>
-      </w:r>
-      <w:r>
-        <w:rPr>
-          <w:color w:val="333333"/>
-          <w:spacing w:val="7"/>
-          <w:w w:val="110"/>
-        </w:rPr>
-        <w:t xml:space="preserve"> </w:t>
-      </w:r>
-      <w:r>
-        <w:rPr>
-          <w:color w:val="333333"/>
-          <w:w w:val="110"/>
-        </w:rPr>
-        <w:t>NODIRJON</w:t>
+        <w:t>CHORIYEV SAMANDAR ABDULLA</w:t>
       </w:r>
       <w:r>
         <w:rPr>
@@ -425,7 +461,7 @@
           <w:spacing w:val="-2"/>
           <w:w w:val="105"/>
         </w:rPr>
-        <w:t>52512045840015</w:t>
+        <w:t>50705046330014</w:t>
       </w:r>
     </w:p>
     <w:p>
@@ -675,60 +711,27 @@
       </w:r>
       <w:r>
         <w:rPr>
-          <w:rFonts w:ascii="Trebuchet MS"/>
           <w:color w:val="333333"/>
           <w:w w:val="105"/>
           <w:sz w:val="21"/>
         </w:rPr>
-        <w:t>Navoiy</w:t>
-      </w:r>
-      <w:r>
-        <w:rPr>
-          <w:rFonts w:ascii="Trebuchet MS"/>
-          <w:color w:val="333333"/>
-          <w:spacing w:val="-1"/>
+        <w:t>Yangiyo'l</w:t>
+      </w:r>
+      <w:r>
+        <w:rPr>
+          <w:color w:val="333333"/>
           <w:w w:val="105"/>
           <w:sz w:val="21"/>
         </w:rPr>
-        <w:t xml:space="preserve"> </w:t>
-      </w:r>
-      <w:r>
-        <w:rPr>
-          <w:rFonts w:ascii="Trebuchet MS"/>
+        <w:t xml:space="preserve"> tumani 73-sonliy oilaviy </w:t>
+      </w:r>
+      <w:r>
+        <w:rPr>
           <w:color w:val="333333"/>
           <w:w w:val="105"/>
           <w:sz w:val="21"/>
         </w:rPr>
-        <w:t>shahar 2</w:t>
-      </w:r>
-      <w:r>
-        <w:rPr>
-          <w:rFonts w:ascii="Trebuchet MS"/>
-          <w:color w:val="333333"/>
-          <w:spacing w:val="-1"/>
-          <w:w w:val="105"/>
-          <w:sz w:val="21"/>
-        </w:rPr>
-        <w:t xml:space="preserve"> </w:t>
-      </w:r>
-      <w:r>
-        <w:rPr>
-          <w:rFonts w:ascii="Trebuchet MS"/>
-          <w:color w:val="333333"/>
-          <w:w w:val="105"/>
-          <w:sz w:val="21"/>
-        </w:rPr>
-        <w:t xml:space="preserve">oilaviy </w:t>
-      </w:r>
-      <w:r>
-        <w:rPr>
-          <w:rFonts w:ascii="Trebuchet MS"/>
-          <w:color w:val="333333"/>
-          <w:spacing w:val="-2"/>
-          <w:w w:val="105"/>
-          <w:sz w:val="21"/>
-        </w:rPr>
-        <w:t>poliklinikasi</w:t>
+        <w:t>poliklinika</w:t>
       </w:r>
     </w:p>
     <w:p>
@@ -3389,14 +3392,7 @@
           <w:color w:val="333333"/>
           <w:w w:val="105"/>
         </w:rPr>
-        <w:t>noyob raqamini kiritib yoki mobil</w:t>
-      </w:r>
-      <w:r>
-        <w:rPr>
-          <w:color w:val="333333"/>
-          <w:w w:val="105"/>
-        </w:rPr>
-        <w:t xml:space="preserve"> telefon yordamida QR- kodni skaner qilish orqali tekshirish mumkin.</w:t>
+        <w:t>noyob raqamini kiritib yoki mobil telefon yordamida QR- kodni skaner qilish orqali tekshirish mumkin.</w:t>
       </w:r>
     </w:p>
     <w:p>
@@ -3533,7 +3529,7 @@
         </mc:Choice>
         <mc:Fallback>
           <w:pict>
-            <v:shape w14:anchorId="04ADAE74" id="Graphic 3" o:spid="_x0000_s1026" style="position:absolute;margin-left:42.5pt;margin-top:804.8pt;width:510.25pt;height:.1pt;z-index:-15836160;visibility:visible;mso-wrap-style:square;mso-wrap-distance-left:0;mso-wrap-distance-top:0;mso-wrap-distance-right:0;mso-wrap-distance-bottom:0;mso-position-horizontal:absolute;mso-position-horizontal-relative:page;mso-position-vertical:absolute;mso-position-vertical-relative:page;v-text-anchor:top" coordsize="6480175,1270" o:gfxdata="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" path="m6480048,l,e" filled="f" strokeweight=".09983mm">
+            <v:shape w14:anchorId="7223114E" id="Graphic 3" o:spid="_x0000_s1026" style="position:absolute;margin-left:42.5pt;margin-top:804.8pt;width:510.25pt;height:.1pt;z-index:-15836160;visibility:visible;mso-wrap-style:square;mso-wrap-distance-left:0;mso-wrap-distance-top:0;mso-wrap-distance-right:0;mso-wrap-distance-bottom:0;mso-position-horizontal:absolute;mso-position-horizontal-relative:page;mso-position-vertical:absolute;mso-position-vertical-relative:page;v-text-anchor:top" coordsize="6480175,1270" o:gfxdata="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" path="m6480048,l,e" filled="f" strokeweight=".09983mm">
               <v:path arrowok="t"/>
               <w10:wrap anchorx="page" anchory="page"/>
             </v:shape>
@@ -3836,7 +3832,7 @@
         </mc:Choice>
         <mc:Fallback>
           <w:pict>
-            <v:shape w14:anchorId="7033A0F6" id="Graphic 1" o:spid="_x0000_s1026" style="position:absolute;margin-left:42.5pt;margin-top:37.1pt;width:510.25pt;height:.1pt;z-index:-15837184;visibility:visible;mso-wrap-style:square;mso-wrap-distance-left:0;mso-wrap-distance-top:0;mso-wrap-distance-right:0;mso-wrap-distance-bottom:0;mso-position-horizontal:absolute;mso-position-horizontal-relative:page;mso-position-vertical:absolute;mso-position-vertical-relative:page;v-text-anchor:top" coordsize="6480175,1270" o:gfxdata="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" path="m,l6480048,e" filled="f" strokeweight=".09983mm">
+            <v:shape w14:anchorId="60E130FC" id="Graphic 1" o:spid="_x0000_s1026" style="position:absolute;margin-left:42.5pt;margin-top:37.1pt;width:510.25pt;height:.1pt;z-index:-15837184;visibility:visible;mso-wrap-style:square;mso-wrap-distance-left:0;mso-wrap-distance-top:0;mso-wrap-distance-right:0;mso-wrap-distance-bottom:0;mso-position-horizontal:absolute;mso-position-horizontal-relative:page;mso-position-vertical:absolute;mso-position-vertical-relative:page;v-text-anchor:top" coordsize="6480175,1270" o:gfxdata="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" path="m,l6480048,e" filled="f" strokeweight=".09983mm">
               <v:path arrowok="t"/>
               <w10:wrap anchorx="page" anchory="page"/>
             </v:shape>
